--- a/word/Executive_Summary.docx
+++ b/word/Executive_Summary.docx
@@ -1441,7 +1441,7 @@
     </w:p>
     <w:p>
       <w:r>
-        <w:t>passes a 53-check verification harness (invariant + property-based) on every change. Swapping the proxies for</w:t>
+        <w:t>passes a 58-check verification harness (invariant + property-based) on every change. Swapping the proxies for</w:t>
       </w:r>
     </w:p>
     <w:p>

--- a/word/Executive_Summary.docx
+++ b/word/Executive_Summary.docx
@@ -1441,7 +1441,7 @@
     </w:p>
     <w:p>
       <w:r>
-        <w:t>passes a 58-check verification harness (invariant + property-based) on every change. Swapping the proxies for</w:t>
+        <w:t>passes a 61-check verification harness (invariant + property-based) on every change. Swapping the proxies for</w:t>
       </w:r>
     </w:p>
     <w:p>

--- a/word/Executive_Summary.docx
+++ b/word/Executive_Summary.docx
@@ -1057,7 +1057,26 @@
         <w:pStyle w:val="Heading3"/>
       </w:pPr>
       <w:r>
-        <w:t>2.7 — Negative impacts, and how to minimise them</w:t>
+        <w:t xml:space="preserve">2.7 — Potential </w:t>
+      </w:r>
+      <w:r>
+        <w:rPr>
+          <w:b/>
+        </w:rPr>
+        <w:t>economic</w:t>
+      </w:r>
+      <w:r>
+        <w:t xml:space="preserve"> negative impacts, and how to minimise them</w:t>
+      </w:r>
+    </w:p>
+    <w:p>
+      <w:r>
+        <w:t>*(This answers the question as posed — the economic downsides; environmental impacts</w:t>
+      </w:r>
+    </w:p>
+    <w:p>
+      <w:r>
+        <w:t>are a separate matter, tracked in the model's CO₂/PM satellites.)*</w:t>
       </w:r>
     </w:p>
     <w:p>
@@ -1068,20 +1087,95 @@
         <w:rPr>
           <w:b/>
         </w:rPr>
-        <w:t>Primary mining carries the heavy, site-specific burden</w:t>
-      </w:r>
-      <w:r>
-        <w:t xml:space="preserve"> — land take, water,</w:t>
+        <w:t>Primary extraction carries five economic negatives</w:t>
+      </w:r>
+      <w:r>
+        <w:t xml:space="preserve"> — benefit </w:t>
+      </w:r>
+      <w:r>
+        <w:rPr>
+          <w:b/>
+        </w:rPr>
+        <w:t>leakage</w:t>
+      </w:r>
+      <w:r>
+        <w:t xml:space="preserve"> out of</w:t>
       </w:r>
     </w:p>
     <w:p>
       <w:r>
-        <w:t>biodiversity, tailings, dust/noise and closure liabilities, concentrated on the host</w:t>
+        <w:t xml:space="preserve">NI (imported specialist labour/equipment), a </w:t>
+      </w:r>
+      <w:r>
+        <w:rPr>
+          <w:b/>
+        </w:rPr>
+        <w:t>closure cliff</w:t>
+      </w:r>
+      <w:r>
+        <w:t xml:space="preserve"> + remediation</w:t>
       </w:r>
     </w:p>
     <w:p>
       <w:r>
-        <w:t>area (e.g. Curraghinalt in Fermanagh &amp; Omagh) and its receptors.</w:t>
+        <w:rPr>
+          <w:b/>
+        </w:rPr>
+        <w:t>liability</w:t>
+      </w:r>
+      <w:r>
+        <w:t xml:space="preserve">, </w:t>
+      </w:r>
+      <w:r>
+        <w:rPr>
+          <w:b/>
+        </w:rPr>
+        <w:t>agriculture/tourism displacement</w:t>
+      </w:r>
+      <w:r>
+        <w:t xml:space="preserve">, </w:t>
+      </w:r>
+      <w:r>
+        <w:rPr>
+          <w:b/>
+        </w:rPr>
+        <w:t>boom-bust</w:t>
+      </w:r>
+      <w:r>
+        <w:t xml:space="preserve"> price-volatility</w:t>
+      </w:r>
+    </w:p>
+    <w:p>
+      <w:r>
+        <w:t xml:space="preserve">exposure, and </w:t>
+      </w:r>
+      <w:r>
+        <w:rPr>
+          <w:b/>
+        </w:rPr>
+        <w:t>stranded/sunk capital</w:t>
+      </w:r>
+      <w:r>
+        <w:t xml:space="preserve"> on contested long-lead projects (Dalradian).</w:t>
+      </w:r>
+    </w:p>
+    <w:p>
+      <w:r>
+        <w:t xml:space="preserve">Lightly managed, these run to ~36% of the scenario's GVA and can pull </w:t>
+      </w:r>
+      <w:r>
+        <w:rPr>
+          <w:b/>
+        </w:rPr>
+        <w:t>net</w:t>
+      </w:r>
+      <w:r>
+        <w:t xml:space="preserve"> local</w:t>
+      </w:r>
+    </w:p>
+    <w:p>
+      <w:r>
+        <w:t>GVA *below* baseline — extraction done badly can leave NI worse off.</w:t>
       </w:r>
     </w:p>
     <w:p>
@@ -1092,20 +1186,20 @@
         <w:rPr>
           <w:b/>
         </w:rPr>
-        <w:t>Recycling is far lower-impact per £ of value</w:t>
-      </w:r>
-      <w:r>
-        <w:t xml:space="preserve"> — it avoids the land/water/</w:t>
+        <w:t>Circular activity avoids almost all of it</w:t>
+      </w:r>
+      <w:r>
+        <w:t xml:space="preserve"> — with no new mine there is no closure</w:t>
       </w:r>
     </w:p>
     <w:p>
       <w:r>
-        <w:t>biodiversity/tailings burden almost entirely and its carbon footprint is ~30% of</w:t>
+        <w:t>cliff, displacement or stranded-capital risk, only modest leakage; it is the</w:t>
       </w:r>
     </w:p>
     <w:p>
       <w:r>
-        <w:t>primary; circularity is the impact-minimising route to the same supply security.</w:t>
+        <w:t>low-economic-risk route to the same supply security.</w:t>
       </w:r>
     </w:p>
     <w:p>
@@ -1116,38 +1210,38 @@
         <w:rPr>
           <w:b/>
         </w:rPr>
-        <w:t>High-ESG design materially mitigates</w:t>
-      </w:r>
-      <w:r>
-        <w:t xml:space="preserve"> the local burden of any primary</w:t>
+        <w:t>Responsible, managed development mitigates the rest</w:t>
+      </w:r>
+      <w:r>
+        <w:t xml:space="preserve"> — local content + a skills</w:t>
       </w:r>
     </w:p>
     <w:p>
       <w:r>
-        <w:t xml:space="preserve">development (~35% in the model). The order of preference is </w:t>
+        <w:t xml:space="preserve">pipeline cut leakage (retention ~70%→~92%), </w:t>
       </w:r>
       <w:r>
         <w:rPr>
           <w:b/>
         </w:rPr>
-        <w:t>avoid</w:t>
-      </w:r>
-      <w:r>
-        <w:t xml:space="preserve"> (recycle/design)</w:t>
+        <w:t>bonded closure</w:t>
+      </w:r>
+      <w:r>
+        <w:t xml:space="preserve"> removes the public</w:t>
       </w:r>
     </w:p>
     <w:p>
       <w:r>
-        <w:t xml:space="preserve">→ </w:t>
+        <w:t xml:space="preserve">remediation liability, progressive </w:t>
       </w:r>
       <w:r>
         <w:rPr>
           <w:b/>
         </w:rPr>
-        <w:t>mitigate</w:t>
-      </w:r>
-      <w:r>
-        <w:t xml:space="preserve"> (high-ESG: water stewardship, rehabilitation, biodiversity net gain) →</w:t>
+        <w:t>rehabilitation</w:t>
+      </w:r>
+      <w:r>
+        <w:t xml:space="preserve"> shortens displacement, and a</w:t>
       </w:r>
     </w:p>
     <w:p>
@@ -1155,10 +1249,15 @@
         <w:rPr>
           <w:b/>
         </w:rPr>
-        <w:t>manage closure</w:t>
-      </w:r>
-      <w:r>
-        <w:t xml:space="preserve"> (bonded) and local socio-economic risks (boom-bust, displacement).</w:t>
+        <w:t>circular hedge</w:t>
+      </w:r>
+      <w:r>
+        <w:t xml:space="preserve"> lowers stranded-capital exposure — roughly halving the economic</w:t>
+      </w:r>
+    </w:p>
+    <w:p>
+      <w:r>
+        <w:t>negatives and giving the highest *net* local GVA of any scenario.</w:t>
       </w:r>
     </w:p>
     <w:p>

--- a/word/Executive_Summary.docx
+++ b/word/Executive_Summary.docx
@@ -365,21 +365,26 @@
     </w:p>
     <w:p>
       <w:r>
-        <w:t xml:space="preserve">forward — and it delivers roughly </w:t>
+        <w:t xml:space="preserve">forward — and it is </w:t>
       </w:r>
       <w:r>
         <w:rPr>
           <w:b/>
         </w:rPr>
-        <w:t>ten times</w:t>
-      </w:r>
-      <w:r>
-        <w:t xml:space="preserve"> the value of finance, permitting</w:t>
+        <w:t>by far the most powerful single lever</w:t>
+      </w:r>
+      <w:r>
+        <w:t xml:space="preserve"> (+£208m discounted</w:t>
       </w:r>
     </w:p>
     <w:p>
       <w:r>
-        <w:t>or skills support on their own (+£208m discounted GVA, +~600 jobs). Crucially it</w:t>
+        <w:t>GVA and +~600 jobs, versus under £2m for the next-best lever, finance, and nothing</w:t>
+      </w:r>
+    </w:p>
+    <w:p>
+      <w:r>
+        <w:t>for permitting, skills or energy on their own). Crucially it</w:t>
       </w:r>
     </w:p>
     <w:p>
@@ -1265,7 +1270,7 @@
         <w:pStyle w:val="Heading2"/>
       </w:pPr>
       <w:r>
-        <w:t>Six recommendations</w:t>
+        <w:t>Recommendations from the findings</w:t>
       </w:r>
     </w:p>
     <w:p>
@@ -1276,20 +1281,20 @@
         <w:rPr>
           <w:b/>
         </w:rPr>
-        <w:t>Build the midstream.</w:t>
-      </w:r>
-      <w:r>
-        <w:t xml:space="preserve"> Fund first-of-a-kind / scale-up processing and recovery</w:t>
+        <w:t>Because collection is the immediate bottleneck, fix feedstock first.</w:t>
+      </w:r>
+      <w:r>
+        <w:t xml:space="preserve"> Build</w:t>
       </w:r>
     </w:p>
     <w:p>
       <w:r>
-        <w:t>capacity (cost-share + blended finance + offtake/price floor). This is the binding</w:t>
+        <w:t>take-back and collection routes for batteries, electronics, magnets, end-of-life</w:t>
       </w:r>
     </w:p>
     <w:p>
       <w:r>
-        <w:t>gap and the highest-leverage action.</w:t>
+        <w:t>vehicle parts and industrial scrap before relying on plant grants.</w:t>
       </w:r>
     </w:p>
     <w:p>
@@ -1297,18 +1302,17 @@
         <w:pStyle w:val="ListNumber"/>
       </w:pPr>
       <w:r>
-        <w:rPr>
-          <w:b/>
-        </w:rPr>
-        <w:t>Fix feedstock collection.</w:t>
-      </w:r>
-      <w:r>
-        <w:t xml:space="preserve"> A smart collection / deposit-return / WEEE scheme is</w:t>
+        <w:t>**Because design rules give the best value for money, start with low-cost market</w:t>
       </w:r>
     </w:p>
     <w:p>
       <w:r>
-        <w:t>the only route to the 20% recycling target.</w:t>
+        <w:t>rules.** Use recycled-content procurement, design-for-recycling standards and</w:t>
+      </w:r>
+    </w:p>
+    <w:p>
+      <w:r>
+        <w:t>product passports to create demand for recovered material.</w:t>
       </w:r>
     </w:p>
     <w:p>
@@ -1319,20 +1323,17 @@
         <w:rPr>
           <w:b/>
         </w:rPr>
-        <w:t>Lead with cheap demand-side rules.</w:t>
-      </w:r>
-      <w:r>
-        <w:t xml:space="preserve"> Recycled-content procurement, ecodesign</w:t>
+        <w:t>Because NI's gap is the missing middle, build processing and recovery capacity.</w:t>
       </w:r>
     </w:p>
     <w:p>
       <w:r>
-        <w:t>standards and product passports — high return, low cost — sequenced ahead of, then</w:t>
+        <w:t>Help first commercial plants with cost-sharing, guarantees and long-term purchase</w:t>
       </w:r>
     </w:p>
     <w:p>
       <w:r>
-        <w:t>alongside, capacity.</w:t>
+        <w:t>contracts.</w:t>
       </w:r>
     </w:p>
     <w:p>
@@ -1340,28 +1341,17 @@
         <w:pStyle w:val="ListNumber"/>
       </w:pPr>
       <w:r>
-        <w:rPr>
-          <w:b/>
-        </w:rPr>
-        <w:t>Make any extraction responsible and contained.</w:t>
-      </w:r>
-      <w:r>
-        <w:t xml:space="preserve"> Pair primary development with a</w:t>
+        <w:t>**Because community acceptance is the binding constraint for extraction, make local</w:t>
       </w:r>
     </w:p>
     <w:p>
       <w:r>
-        <w:t>genuine community-benefit scheme (the binding constraint), high-ESG design (which</w:t>
+        <w:t>benefit a gateway.** Require credible community-benefit agreements, local jobs,</w:t>
       </w:r>
     </w:p>
     <w:p>
       <w:r>
-        <w:t>cuts the local burden ~35%) and bonded closure; impacts are site-specific, so</w:t>
-      </w:r>
-    </w:p>
-    <w:p>
-      <w:r>
-        <w:t>require project- and place-specific assessment.</w:t>
+        <w:t>high standards and clean-up bonds before supporting new mining.</w:t>
       </w:r>
     </w:p>
     <w:p>
@@ -1369,23 +1359,17 @@
         <w:pStyle w:val="ListNumber"/>
       </w:pPr>
       <w:r>
-        <w:rPr>
-          <w:b/>
-        </w:rPr>
-        <w:t>Tie support to local content and skills.</w:t>
-      </w:r>
-      <w:r>
-        <w:t xml:space="preserve"> Local-supplier development plus a</w:t>
+        <w:t>**Because manufacturer support does little without material supply, sequence</w:t>
       </w:r>
     </w:p>
     <w:p>
       <w:r>
-        <w:t>green-skills / apprenticeship pipeline convert headline jobs into *retained* NI jobs</w:t>
+        <w:t>business support.** Support processors first, then manufacturers, with one DfE-led</w:t>
       </w:r>
     </w:p>
     <w:p>
       <w:r>
-        <w:t>(~70%→~97%) and are the gating enabler of the GVA and employment benefits.</w:t>
+        <w:t>front door for strategic projects.</w:t>
       </w:r>
     </w:p>
     <w:p>
@@ -1393,23 +1377,61 @@
         <w:pStyle w:val="ListNumber"/>
       </w:pPr>
       <w:r>
+        <w:t>**Because supply security is under-provided by the market, act as co-ordinator and</w:t>
+      </w:r>
+    </w:p>
+    <w:p>
+      <w:r>
+        <w:t>insurer.** Monitor risk, diversify suppliers, hold a modest reserve and treat</w:t>
+      </w:r>
+    </w:p>
+    <w:p>
+      <w:r>
+        <w:t>processing capacity as a security asset.</w:t>
+      </w:r>
+    </w:p>
+    <w:p>
+      <w:pPr>
+        <w:pStyle w:val="ListNumber"/>
+      </w:pPr>
+      <w:r>
+        <w:t>**Because retained jobs are a policy choice, tie support to local content and</w:t>
+      </w:r>
+    </w:p>
+    <w:p>
+      <w:r>
+        <w:t>skills.** Public support should come with apprenticeships, training places, NI</w:t>
+      </w:r>
+    </w:p>
+    <w:p>
+      <w:r>
+        <w:t>supplier commitments and reporting on jobs kept in NI.</w:t>
+      </w:r>
+    </w:p>
+    <w:p>
+      <w:pPr>
+        <w:pStyle w:val="ListNumber"/>
+      </w:pPr>
+      <w:r>
         <w:rPr>
           <w:b/>
         </w:rPr>
-        <w:t>Create one front door and a thin safety net.</w:t>
-      </w:r>
-      <w:r>
-        <w:t xml:space="preserve"> A single "strategic project"</w:t>
+        <w:t>Because the economic case is strongest as a package, appraise the portfolio.</w:t>
       </w:r>
     </w:p>
     <w:p>
       <w:r>
-        <w:t>designation (mirroring/accessing EU CRMA via Windsor) plus a modest ~180-day</w:t>
+        <w:t>Count GVA, tax, exports, avoided imports and manufacturer resilience, while also</w:t>
       </w:r>
     </w:p>
     <w:p>
       <w:r>
-        <w:t>strategic reserve and international diversification for the residual risk.</w:t>
+        <w:t>subtracting leakage, closure liabilities, displaced farming/tourism and stranded</w:t>
+      </w:r>
+    </w:p>
+    <w:p>
+      <w:r>
+        <w:t>capital risk.</w:t>
       </w:r>
     </w:p>
     <w:p>
